--- a/研究报告/初稿/国网徐州公司徐州地区分布式新能源高渗透率地区110kV电网容载比弹性指标优化研究-研究报告全文初稿.docx
+++ b/研究报告/初稿/国网徐州公司徐州地区分布式新能源高渗透率地区110kV电网容载比弹性指标优化研究-研究报告全文初稿.docx
@@ -63,7 +63,7 @@
           <w:b/>
           <w:sz w:val="32"/>
         </w:rPr>
-        <w:t>2026年8月</w:t>
+        <w:t>2026年9月</w:t>
       </w:r>
     </w:p>
     <w:p>
@@ -338,7 +338,7 @@
           <w:b w:val="0"/>
           <w:sz w:val="28"/>
         </w:rPr>
-        <w:t>11</w:t>
+        <w:t>12</w:t>
       </w:r>
       <w:r>
         <w:fldChar w:fldCharType="end"/>
@@ -381,7 +381,7 @@
           <w:b w:val="0"/>
           <w:sz w:val="28"/>
         </w:rPr>
-        <w:t>11</w:t>
+        <w:t>12</w:t>
       </w:r>
       <w:r>
         <w:fldChar w:fldCharType="end"/>
@@ -424,7 +424,7 @@
           <w:b w:val="0"/>
           <w:sz w:val="28"/>
         </w:rPr>
-        <w:t>19</w:t>
+        <w:t>20</w:t>
       </w:r>
       <w:r>
         <w:fldChar w:fldCharType="end"/>
@@ -467,7 +467,7 @@
           <w:b w:val="0"/>
           <w:sz w:val="28"/>
         </w:rPr>
-        <w:t>26</w:t>
+        <w:t>27</w:t>
       </w:r>
       <w:r>
         <w:fldChar w:fldCharType="end"/>
@@ -510,7 +510,7 @@
           <w:b w:val="0"/>
           <w:sz w:val="28"/>
         </w:rPr>
-        <w:t>26</w:t>
+        <w:t>27</w:t>
       </w:r>
       <w:r>
         <w:fldChar w:fldCharType="end"/>
@@ -553,7 +553,7 @@
           <w:b w:val="0"/>
           <w:sz w:val="28"/>
         </w:rPr>
-        <w:t>31</w:t>
+        <w:t>32</w:t>
       </w:r>
       <w:r>
         <w:fldChar w:fldCharType="end"/>
@@ -596,7 +596,7 @@
           <w:b w:val="0"/>
           <w:sz w:val="28"/>
         </w:rPr>
-        <w:t>35</w:t>
+        <w:t>36</w:t>
       </w:r>
       <w:r>
         <w:fldChar w:fldCharType="end"/>
@@ -639,7 +639,7 @@
           <w:b w:val="0"/>
           <w:sz w:val="28"/>
         </w:rPr>
-        <w:t>38</w:t>
+        <w:t>39</w:t>
       </w:r>
       <w:r>
         <w:fldChar w:fldCharType="end"/>
@@ -682,7 +682,7 @@
           <w:b w:val="0"/>
           <w:sz w:val="28"/>
         </w:rPr>
-        <w:t>42</w:t>
+        <w:t>43</w:t>
       </w:r>
       <w:r>
         <w:fldChar w:fldCharType="end"/>
@@ -725,7 +725,7 @@
           <w:b w:val="0"/>
           <w:sz w:val="28"/>
         </w:rPr>
-        <w:t>42</w:t>
+        <w:t>43</w:t>
       </w:r>
       <w:r>
         <w:fldChar w:fldCharType="end"/>
@@ -768,7 +768,7 @@
           <w:b w:val="0"/>
           <w:sz w:val="28"/>
         </w:rPr>
-        <w:t>43</w:t>
+        <w:t>44</w:t>
       </w:r>
       <w:r>
         <w:fldChar w:fldCharType="end"/>
@@ -811,7 +811,7 @@
           <w:b w:val="0"/>
           <w:sz w:val="28"/>
         </w:rPr>
-        <w:t>44</w:t>
+        <w:t>45</w:t>
       </w:r>
       <w:r>
         <w:fldChar w:fldCharType="end"/>
@@ -854,7 +854,7 @@
           <w:b w:val="0"/>
           <w:sz w:val="28"/>
         </w:rPr>
-        <w:t>45</w:t>
+        <w:t>46</w:t>
       </w:r>
       <w:r>
         <w:fldChar w:fldCharType="end"/>
@@ -897,7 +897,7 @@
           <w:b w:val="0"/>
           <w:sz w:val="28"/>
         </w:rPr>
-        <w:t>46</w:t>
+        <w:t>47</w:t>
       </w:r>
       <w:r>
         <w:fldChar w:fldCharType="end"/>
@@ -940,7 +940,7 @@
           <w:b w:val="0"/>
           <w:sz w:val="28"/>
         </w:rPr>
-        <w:t>48</w:t>
+        <w:t>49</w:t>
       </w:r>
       <w:r>
         <w:fldChar w:fldCharType="end"/>
@@ -983,7 +983,7 @@
           <w:b w:val="0"/>
           <w:sz w:val="28"/>
         </w:rPr>
-        <w:t>49</w:t>
+        <w:t>50</w:t>
       </w:r>
       <w:r>
         <w:fldChar w:fldCharType="end"/>
@@ -1026,7 +1026,7 @@
           <w:b w:val="0"/>
           <w:sz w:val="28"/>
         </w:rPr>
-        <w:t>50</w:t>
+        <w:t>51</w:t>
       </w:r>
       <w:r>
         <w:fldChar w:fldCharType="end"/>
@@ -1069,7 +1069,7 @@
           <w:b w:val="0"/>
           <w:sz w:val="28"/>
         </w:rPr>
-        <w:t>50</w:t>
+        <w:t>51</w:t>
       </w:r>
       <w:r>
         <w:fldChar w:fldCharType="end"/>
@@ -1112,7 +1112,7 @@
           <w:b w:val="0"/>
           <w:sz w:val="28"/>
         </w:rPr>
-        <w:t>50</w:t>
+        <w:t>51</w:t>
       </w:r>
       <w:r>
         <w:fldChar w:fldCharType="end"/>
@@ -1155,7 +1155,7 @@
           <w:b w:val="0"/>
           <w:sz w:val="28"/>
         </w:rPr>
-        <w:t>51</w:t>
+        <w:t>52</w:t>
       </w:r>
       <w:r>
         <w:fldChar w:fldCharType="end"/>
@@ -1198,7 +1198,7 @@
           <w:b w:val="0"/>
           <w:sz w:val="28"/>
         </w:rPr>
-        <w:t>53</w:t>
+        <w:t>54</w:t>
       </w:r>
       <w:r>
         <w:fldChar w:fldCharType="end"/>
@@ -1241,7 +1241,7 @@
           <w:b w:val="0"/>
           <w:sz w:val="28"/>
         </w:rPr>
-        <w:t>54</w:t>
+        <w:t>55</w:t>
       </w:r>
       <w:r>
         <w:fldChar w:fldCharType="end"/>
@@ -1284,7 +1284,7 @@
           <w:b w:val="0"/>
           <w:sz w:val="28"/>
         </w:rPr>
-        <w:t>55</w:t>
+        <w:t>56</w:t>
       </w:r>
       <w:r>
         <w:fldChar w:fldCharType="end"/>
@@ -1327,7 +1327,7 @@
           <w:b w:val="0"/>
           <w:sz w:val="28"/>
         </w:rPr>
-        <w:t>55</w:t>
+        <w:t>56</w:t>
       </w:r>
       <w:r>
         <w:fldChar w:fldCharType="end"/>
@@ -1349,7 +1349,7 @@
           <w:b w:val="0"/>
           <w:sz w:val="28"/>
         </w:rPr>
-        <w:t>6.2 两条优化路径的结果对照</w:t>
+        <w:t>6.2 两条优化方案的结果对照</w:t>
       </w:r>
       <w:r>
         <w:rPr>
@@ -1370,7 +1370,7 @@
           <w:b w:val="0"/>
           <w:sz w:val="28"/>
         </w:rPr>
-        <w:t>55</w:t>
+        <w:t>56</w:t>
       </w:r>
       <w:r>
         <w:fldChar w:fldCharType="end"/>
@@ -1413,7 +1413,7 @@
           <w:b w:val="0"/>
           <w:sz w:val="28"/>
         </w:rPr>
-        <w:t>56</w:t>
+        <w:t>57</w:t>
       </w:r>
       <w:r>
         <w:fldChar w:fldCharType="end"/>
@@ -1456,7 +1456,7 @@
           <w:b w:val="0"/>
           <w:sz w:val="28"/>
         </w:rPr>
-        <w:t>57</w:t>
+        <w:t>59</w:t>
       </w:r>
       <w:r>
         <w:fldChar w:fldCharType="end"/>
@@ -1499,7 +1499,7 @@
           <w:b w:val="0"/>
           <w:sz w:val="28"/>
         </w:rPr>
-        <w:t>59</w:t>
+        <w:t>60</w:t>
       </w:r>
       <w:r>
         <w:fldChar w:fldCharType="end"/>
@@ -1542,7 +1542,7 @@
           <w:b w:val="0"/>
           <w:sz w:val="28"/>
         </w:rPr>
-        <w:t>59</w:t>
+        <w:t>60</w:t>
       </w:r>
       <w:r>
         <w:fldChar w:fldCharType="end"/>
@@ -1585,7 +1585,7 @@
           <w:b w:val="0"/>
           <w:sz w:val="28"/>
         </w:rPr>
-        <w:t>61</w:t>
+        <w:t>62</w:t>
       </w:r>
       <w:r>
         <w:fldChar w:fldCharType="end"/>
@@ -1628,7 +1628,7 @@
           <w:b w:val="0"/>
           <w:sz w:val="28"/>
         </w:rPr>
-        <w:t>61</w:t>
+        <w:t>62</w:t>
       </w:r>
       <w:r>
         <w:fldChar w:fldCharType="end"/>
@@ -1671,7 +1671,7 @@
           <w:b w:val="0"/>
           <w:sz w:val="28"/>
         </w:rPr>
-        <w:t>63</w:t>
+        <w:t>64</w:t>
       </w:r>
       <w:r>
         <w:fldChar w:fldCharType="end"/>
@@ -1714,7 +1714,7 @@
           <w:b w:val="0"/>
           <w:sz w:val="28"/>
         </w:rPr>
-        <w:t>65</w:t>
+        <w:t>66</w:t>
       </w:r>
       <w:r>
         <w:fldChar w:fldCharType="end"/>
@@ -1883,7 +1883,7 @@
           <w:b w:val="0"/>
           <w:sz w:val="28"/>
         </w:rPr>
-        <w:t>本研究将正式容载比的正向同步口径与设备级反向承载校核并列设置，避免正反向功率混用造成指标失真；年度总量锚点、设备范围、时序方向和质量标记也在同一数据链条中衔接。建立这两层基础后，再以统一口径比较弹性优化方案与严格优化方案，量化容载比控制要求增加的经济代价。研究结论可用于支撑徐州各片区的差异化规划，而不是给出脱离片区条件的统一取值。</w:t>
+        <w:t>本研究将正式容载比的正向同步口径与设备级反向承载校核并列设置，避免正反向功率混用造成指标失真；年度总量基准数据、设备范围、时序方向和质量标记也在同一数据链条中衔接。建立这两层基础后，再以统一口径比较弹性优化方案与严格优化方案，量化容载比控制要求增加的经济代价。研究结论可用于支撑徐州各片区的差异化规划，而不是给出脱离片区条件的统一取值。</w:t>
       </w:r>
     </w:p>
     <w:p>
@@ -1945,7 +1945,7 @@
           <w:b w:val="0"/>
           <w:sz w:val="28"/>
         </w:rPr>
-        <w:t>时间范围方面，以 2021 年实际状态作为方案比较的共同基准，以 2022—2025 年作为决策期。2021 年既有资产不计入增量成本；2022—2025 年的扩建、减容、退役、替换、储能或其他已批准措施按照实际投运年份进入在役成本。年度历史状态以官方片区容量、同步正向峰值和容载比为总量锚点，不以 2025 年在役设备表按投运年份回溯的结果替代实际历史资产。逐时运行分析使用 2022—2025 年通过年度资产白名单、设备映射审批和质量门禁的数据。</w:t>
+        <w:t>时间范围方面，以 2021 年实际状态作为方案比较的共同基准，以 2022—2025 年作为决策期。2021 年既有资产不计入增量成本；本轮优化只采用当前实际资产候选集中已获数据支撑的扩建和储能措施，主政策模型不为满足 Rcap 生成减容或退役动作。年度历史状态以官方片区容量、同步正向峰值和容载比为总量基准数据，不以 2025 年在役设备表按投运年份回溯的结果替代实际历史资产；尚未闭合的实际设备动作不作成本量化。逐时运行分析只在年度在役设备清单、设备映射审批和数据质量校核均满足要求的范围内形成正式结论。</w:t>
       </w:r>
     </w:p>
     <w:p>
@@ -1975,7 +1975,7 @@
           <w:b w:val="0"/>
           <w:sz w:val="28"/>
         </w:rPr>
-        <w:t>物理边界方面，措施触发依据为正向容量缺口、反向承载缺口、运行方式和网络压力，容载比大于 2.0 本身不自动触发扩建或储能。储能充电只能吸收本时段原本存在的反向功率，不得跨越零点制造正向峰值以降低容载比；储能放电只能服务本地正向负荷，不得形成反送或无约束套利。扩容、减容、退役和替换均从可追溯的离散候选中选择，减容后必须重新通过正向容量、反向承载、运行方式和网络压力检查。主体模型不设置弃光决策，物理不可行时明确标记为不可行。</w:t>
+        <w:t>物理边界方面，措施触发依据为正向容量缺口、反向承载缺口、运行方式和网络压力，容载比大于 2.0 本身不自动触发扩建或储能。储能充电只能吸收本时段原本存在的反向功率，不得跨越零点制造正向峰值以降低容载比；储能放电只能服务本地正向负荷，不得形成反送或无约束套利。扩建和储能均从可追溯的离散候选中选择，动作实施后必须重新通过正向容量、反向承载、运行方式和网络压力检查。主体模型不设置弃光决策，物理不可行时明确标记为不可行。</w:t>
       </w:r>
     </w:p>
     <w:p>
@@ -2688,7 +2688,7 @@
           <w:b w:val="0"/>
           <w:sz w:val="28"/>
         </w:rPr>
-        <w:t>第二，识别高渗透率地区主变多工况运行特征。通过年度锚点和逐时数据，分别分析正向供电、低负荷、反向送电及正反向转换工况，揭示源荷变化对同步正向峰值、正式容载比、反向功率和设备承载的不同作用，避免以单一峰值或单一指标概括复杂运行状态。</w:t>
+        <w:t>第二，识别高渗透率地区主变多工况运行特征。通过年度基准数据和逐时数据，分别分析正向供电、低负荷、反向送电及正反向转换工况，揭示源荷变化对同步正向峰值、正式容载比、反向功率和设备承载的不同作用，避免以单一峰值或单一指标概括复杂运行状态。</w:t>
       </w:r>
     </w:p>
     <w:p>
@@ -2840,7 +2840,7 @@
           <w:b w:val="0"/>
           <w:sz w:val="28"/>
         </w:rPr>
-        <w:t>（5）多年度方案比较法。以 2021 年实际在役资产为共同起点，对 2022—2025 年逐年决策和在役状态进行连续追踪。弹性优化方案与严格优化方案采用相同的候选、物理约束、成本库和求解精度；严格优化方案不重构既有资产，只对规划期新增容量执行 110 kV 容载比控制。两条优化路径具有相同的实际资产基线，因而在两者均可行时可以直接比较累计在役等效年成本；容载比上限弹性扫描进一步识别收紧控制要求的经济释放阈值。以 2×P2021 构造的标准化状态仅用于反事实或敏感性分析，不作为正式规划起点。</w:t>
+        <w:t>（5）多年度方案比较法。以 2021 年实际在役资产为共同起点，对 2022—2025 年逐年决策和在役状态进行连续追踪。弹性优化方案与严格优化方案采用相同的候选、物理约束、成本库和求解精度；严格优化方案不重构既有资产，只对规划期新增容量执行 110 kV 容载比控制。两条优化方案具有相同的实际资产基线，因而在两者均可行时可以直接比较累计在役等效年成本；容载比上限弹性扫描进一步识别收紧控制要求的经济释放阈值。以 2×P2021 构造的标准化状态仅用于反事实或敏感性分析，不作为正式规划起点。</w:t>
       </w:r>
     </w:p>
     <w:p>
@@ -3352,7 +3352,7 @@
           <w:b w:val="0"/>
           <w:sz w:val="28"/>
         </w:rPr>
-        <w:t>地方 110 kV 高压分区的实证研究仍然偏少。国外承载力研究和国内主动配电网研究多以中低压馈线、配电变压器或标准测试系统为对象，其网络边界、设备组合和数据条件与县域 110 kV 变电层存在差异。徐州项目既要使用年度片区锚点，也要使用设备级逐时证据，其中还涉及年度资产范围、同步峰值和反向功率方向等工程数据问题。</w:t>
+        <w:t>地方 110 kV 高压分区的实证研究仍然偏少。国外承载力研究和国内主动配电网研究多以中低压馈线、配电变压器或标准测试系统为对象，其网络边界、设备组合和数据条件与县域 110 kV 变电层存在差异。徐州项目既要使用年度片区基准数据，也要使用设备级逐时证据，其中还涉及年度资产范围、同步峰值和反向功率方向等工程数据问题。</w:t>
       </w:r>
     </w:p>
     <w:p>
@@ -3894,7 +3894,7 @@
           <w:b w:val="0"/>
           <w:sz w:val="28"/>
         </w:rPr>
-        <w:t>差异化规划遵循“物理可行在先、经济比较在后、证据等级随结论呈现”的顺序。正向容量、反向承载、运行方式和网络压力通过校核后，才在可行候选中比较累计年化成本；推荐区间还需由敏感性结果检验其稳定程度。采用官方片区锚点和经验时长情景的对象，应明确证据等级和适用边界，不能把经验场景表述为概率置信结果。</w:t>
+        <w:t>差异化规划遵循“物理可行在先、经济比较在后、证据等级随结论呈现”的顺序。正向容量、反向承载、运行方式和网络压力通过校核后，才在可行候选中比较累计年化成本；推荐区间还需由敏感性结果检验其稳定程度。采用官方片区基准数据和经验时长情景的对象，应明确证据等级和适用边界，不能把经验场景表述为概率置信结果。</w:t>
       </w:r>
     </w:p>
     <w:p>
@@ -3909,7 +3909,7 @@
           <w:b w:val="0"/>
           <w:sz w:val="28"/>
         </w:rPr>
-        <w:t>本项目通过两个优化方案识别差异化规划的经济边界：弹性优化方案不设置统一容载比上限，但仍严格满足全部物理约束；严格优化方案与弹性方案共同从 2021 年实际在役资产起步，既有容量存量豁免，自 2022 年起仅对 110 kV 规划期新增容量施加 Rcap≤2.0 的政策控制。两条路径的实际资产基线一致，在两者均可行时累计年化成本可以直接比较；容载比严格控制要求的经济代价，则由 Rcap 自 1.5 至 3.0 的弹性扫描前沿进一步定位。以 2×P2021 构造的标准化状态只用于反事实或敏感性分析，不作为正式规划起点。</w:t>
+        <w:t>本项目通过两个优化方案识别差异化规划的经济边界：弹性优化方案不设置统一容载比上限，但仍严格满足全部物理约束；严格优化方案与弹性方案共同从 2021 年实际在役资产起步，既有容量存量豁免，自 2022 年起仅对 110 kV 规划期新增容量施加 Rcap≤2.0 的政策控制。两条方案的实际资产基线一致，在两者均可行时累计年化成本可以直接比较；容载比严格控制要求的经济代价，则由 Rcap 自 1.5 至 3.0 的弹性扫描前沿进一步定位。以 2×P2021 构造的标准化状态只用于反事实或敏感性分析，不作为正式规划起点。</w:t>
       </w:r>
     </w:p>
     <w:p>
@@ -3924,7 +3924,7 @@
           <w:b w:val="0"/>
           <w:sz w:val="28"/>
         </w:rPr>
-        <w:t>在此基础上，“一片一策”应表现为可追溯的片区分类和措施组合：有的片区主要矛盾是正向容量不足，有的片区主要矛盾是反向承载受限，有的片区则可能在满足物理约束后具有减容或推迟建设的空间。推荐容载比区间应来源于弹性优化方案的成本最小可行结果、容载比上限弹性扫描前沿的近优带及其经验证的敏感性结果，不能机械取多个独立年度最优值的最小值和最大值。第三章将进一步结合徐州年度锚点和典型片区逐时数据，说明上述指标在实际运行中的表现及其数据库基础。</w:t>
+        <w:t>在此基础上，“一片一策”应表现为可追溯的片区分类和措施组合：有的片区主要矛盾是正向容量不足，有的片区主要矛盾是反向承载受限，有的片区则可能在满足物理约束后具有推迟新增建设或调整措施时序的空间。推荐容载比范围应来源于弹性优化方案的成本最小可行结果、容载比上限弹性扫描前沿的近优带及其经验证的敏感性结果，不能机械取多个独立年度最优值的最小值和最大值。第三章将进一步结合徐州年度基准数据和典型片区逐时数据，说明上述指标在实际运行中的表现及其数据库基础。</w:t>
       </w:r>
     </w:p>
     <w:p>
@@ -3956,7 +3956,7 @@
           <w:b w:val="0"/>
           <w:sz w:val="28"/>
         </w:rPr>
-        <w:t>徐州各片区的负荷规模、新能源接入水平和变电容量配置并不相同，容载比的年度变化也没有呈现统一方向。仅用某一年度或某一座变电站的峰值，难以说明片区整体运行状态。2021—2025 年官方片区容量、同步正向峰值和容载比用于描述年度总量变化；通过设备映射、年度资产范围和质量门禁的逐时数据用于识别主变正向供电、低负荷、反向送电和方向转换工况。年度锚点和逐时数据各有适用范围，不以当前设备明细回溯替代历史年度锚点，也不把静态站级极值相加作为片区同步峰值。</w:t>
+        <w:t>徐州各片区的负荷规模、新能源接入水平和变电容量配置并不相同，容载比的年度变化也没有呈现统一方向。仅用某一年度或某一座变电站的峰值，难以说明片区整体运行状态。2021—2025 年官方片区容量、同步正向峰值和容载比用于描述年度总量变化；通过设备映射、年度资产范围和数据质量校核的逐时数据用于识别主变正向供电、低负荷、反向送电和方向转换工况。年度基准数据和逐时数据各有适用范围，不以当前设备明细回溯替代历史年度基准数据，也不把静态站级极值相加作为片区同步峰值。</w:t>
       </w:r>
     </w:p>
     <w:p>
@@ -3988,7 +3988,7 @@
           <w:b w:val="0"/>
           <w:sz w:val="28"/>
         </w:rPr>
-        <w:t>本研究覆盖徐州八个片区，110 kV 与 35 kV 分层统计。年度锚点包含 2021—2025 年五个完整年度，每个年度均有八片区、两个电压等级的公用变容量、同步正向峰值和容载比，共 80 条记录。逐时运行文件覆盖 2022—2025 年，其中平年为 8760 个时刻，闰年 2024 年为 8784 个时刻。站级光伏数据主要反映 2026 年 3—5 月的装机快照，只用于说明当前空间分布和构建场景背景，不改写为 2025 年或更早年度的实测装机。</w:t>
+        <w:t>本研究覆盖徐州八个片区，110 kV 与 35 kV 分层统计。年度基准数据包含 2021—2025 年五个完整年度，每个年度均有八片区、两个电压等级的公用变容量、同步正向峰值和容载比，共 80 条记录。逐时运行文件覆盖 2022—2025 年，其中平年为 8760 个时刻，闰年 2024 年为 8784 个时刻。站级光伏数据主要反映 2026 年 3—5 月的装机快照，只用于说明当前空间分布和构建场景背景，不改写为 2025 年或更早年度的实测装机。</w:t>
       </w:r>
     </w:p>
     <w:p>
@@ -4190,7 +4190,7 @@
                 <w:b w:val="0"/>
                 <w:sz w:val="24"/>
               </w:rPr>
-              <w:t>官方年度锚点</w:t>
+              <w:t>官方年度基准数据</w:t>
             </w:r>
           </w:p>
         </w:tc>
@@ -4437,7 +4437,7 @@
                 <w:b w:val="0"/>
                 <w:sz w:val="24"/>
               </w:rPr>
-              <w:t>数据完整性审计；通过门禁范围用于多工况分析</w:t>
+              <w:t>数据完整性审计；通过数据准入的范围用于多工况分析</w:t>
             </w:r>
           </w:p>
         </w:tc>
@@ -5140,7 +5140,7 @@
           <w:b w:val="0"/>
           <w:sz w:val="28"/>
         </w:rPr>
-        <w:t>2025 年八片区 110 kV 年度锚点见表 3-2。各片区公用变容量介于 966.5～3701.0 MVA，同步正向峰值介于 313.03～1528.82 MW，容载比介于 2.24～3.30。QX-00005 的 110 kV 容载比为 2.24，是当年八片区中的最低值；QX-00004 为 3.30，是当年最高值。容量规模最大的片区并不对应最高容载比，容载比高低取决于容量与同步正向峰值的相对关系，不能仅按容量总量判断。</w:t>
+        <w:t>2025 年八片区 110 kV 年度基准数据见表 3-2。各片区公用变容量介于 966.5～3701.0 MVA，同步正向峰值介于 313.03～1528.82 MW，容载比介于 2.24～3.30。QX-00005 的 110 kV 容载比为 2.24，是当年八片区中的最低值；QX-00004 为 3.30，是当年最高值。容量规模最大的片区并不对应最高容载比，容载比高低取决于容量与同步正向峰值的相对关系，不能仅按容量总量判断。</w:t>
       </w:r>
     </w:p>
     <w:p>
@@ -5407,7 +5407,7 @@
                 <w:b w:val="0"/>
                 <w:sz w:val="24"/>
               </w:rPr>
-              <w:t>官方年度锚点</w:t>
+              <w:t>官方年度基准数据</w:t>
             </w:r>
           </w:p>
         </w:tc>
@@ -5522,7 +5522,7 @@
                 <w:b w:val="0"/>
                 <w:sz w:val="24"/>
               </w:rPr>
-              <w:t>官方年度锚点</w:t>
+              <w:t>官方年度基准数据</w:t>
             </w:r>
           </w:p>
         </w:tc>
@@ -5637,7 +5637,7 @@
                 <w:b w:val="0"/>
                 <w:sz w:val="24"/>
               </w:rPr>
-              <w:t>官方年度锚点</w:t>
+              <w:t>官方年度基准数据</w:t>
             </w:r>
           </w:p>
         </w:tc>
@@ -5752,7 +5752,7 @@
                 <w:b w:val="0"/>
                 <w:sz w:val="24"/>
               </w:rPr>
-              <w:t>官方年度锚点</w:t>
+              <w:t>官方年度基准数据</w:t>
             </w:r>
           </w:p>
         </w:tc>
@@ -5867,7 +5867,7 @@
                 <w:b w:val="0"/>
                 <w:sz w:val="24"/>
               </w:rPr>
-              <w:t>官方年度锚点</w:t>
+              <w:t>官方年度基准数据</w:t>
             </w:r>
           </w:p>
         </w:tc>
@@ -5982,7 +5982,7 @@
                 <w:b w:val="0"/>
                 <w:sz w:val="24"/>
               </w:rPr>
-              <w:t>官方年度锚点</w:t>
+              <w:t>官方年度基准数据</w:t>
             </w:r>
           </w:p>
         </w:tc>
@@ -6097,7 +6097,7 @@
                 <w:b w:val="0"/>
                 <w:sz w:val="24"/>
               </w:rPr>
-              <w:t>官方年度锚点</w:t>
+              <w:t>官方年度基准数据</w:t>
             </w:r>
           </w:p>
         </w:tc>
@@ -6212,7 +6212,7 @@
                 <w:b w:val="0"/>
                 <w:sz w:val="24"/>
               </w:rPr>
-              <w:t>官方年度锚点</w:t>
+              <w:t>官方年度基准数据</w:t>
             </w:r>
           </w:p>
         </w:tc>
@@ -6230,7 +6230,7 @@
           <w:b w:val="0"/>
           <w:sz w:val="28"/>
         </w:rPr>
-        <w:t>35 kV 年度锚点与 110 kV 分开列示，结果见表 3-3。2025 年八片区 35 kV 容载比介于 1.86～3.08，片区间差异同样明显。QX-00005 为 1.86，QX-00009 为 3.08。表 3-2 和表 3-3 还说明，同一片区在不同电压等级可能处于不同容量配置状态。例如，QX-00003 的 110 kV 容载比为 3.09，35 kV 为 2.42；QX-00005 的 110 kV 为 2.24，35 kV 为 1.86。若跨电压等级相加容量和负荷，这类层级差异会被掩盖，所得指标也不再具有明确物理含义。</w:t>
+        <w:t>35 kV 年度基准数据与 110 kV 分开列示，结果见表 3-3。2025 年八片区 35 kV 容载比介于 1.86～3.08，片区间差异同样明显。QX-00005 为 1.86，QX-00009 为 3.08。表 3-2 和表 3-3 还说明，同一片区在不同电压等级可能处于不同容量配置状态。例如，QX-00003 的 110 kV 容载比为 3.09，35 kV 为 2.42；QX-00005 的 110 kV 为 2.24，35 kV 为 1.86。若跨电压等级相加容量和负荷，这类层级差异会被掩盖，所得指标也不再具有明确物理含义。</w:t>
       </w:r>
     </w:p>
     <w:p>
@@ -6497,7 +6497,7 @@
                 <w:b w:val="0"/>
                 <w:sz w:val="24"/>
               </w:rPr>
-              <w:t>官方年度锚点</w:t>
+              <w:t>官方年度基准数据</w:t>
             </w:r>
           </w:p>
         </w:tc>
@@ -6612,7 +6612,7 @@
                 <w:b w:val="0"/>
                 <w:sz w:val="24"/>
               </w:rPr>
-              <w:t>官方年度锚点</w:t>
+              <w:t>官方年度基准数据</w:t>
             </w:r>
           </w:p>
         </w:tc>
@@ -6727,7 +6727,7 @@
                 <w:b w:val="0"/>
                 <w:sz w:val="24"/>
               </w:rPr>
-              <w:t>官方年度锚点</w:t>
+              <w:t>官方年度基准数据</w:t>
             </w:r>
           </w:p>
         </w:tc>
@@ -6842,7 +6842,7 @@
                 <w:b w:val="0"/>
                 <w:sz w:val="24"/>
               </w:rPr>
-              <w:t>官方年度锚点</w:t>
+              <w:t>官方年度基准数据</w:t>
             </w:r>
           </w:p>
         </w:tc>
@@ -6957,7 +6957,7 @@
                 <w:b w:val="0"/>
                 <w:sz w:val="24"/>
               </w:rPr>
-              <w:t>官方年度锚点</w:t>
+              <w:t>官方年度基准数据</w:t>
             </w:r>
           </w:p>
         </w:tc>
@@ -7072,7 +7072,7 @@
                 <w:b w:val="0"/>
                 <w:sz w:val="24"/>
               </w:rPr>
-              <w:t>官方年度锚点</w:t>
+              <w:t>官方年度基准数据</w:t>
             </w:r>
           </w:p>
         </w:tc>
@@ -7187,7 +7187,7 @@
                 <w:b w:val="0"/>
                 <w:sz w:val="24"/>
               </w:rPr>
-              <w:t>官方年度锚点</w:t>
+              <w:t>官方年度基准数据</w:t>
             </w:r>
           </w:p>
         </w:tc>
@@ -7302,7 +7302,7 @@
                 <w:b w:val="0"/>
                 <w:sz w:val="24"/>
               </w:rPr>
-              <w:t>官方年度锚点</w:t>
+              <w:t>官方年度基准数据</w:t>
             </w:r>
           </w:p>
         </w:tc>
@@ -7393,7 +7393,7 @@
           <w:b w:val="0"/>
           <w:sz w:val="28"/>
         </w:rPr>
-        <w:t>QX-00005 具备 2025 年正式逐时分析条件，可作为典型片区。该片区 2021—2025 年的年度锚点见表 3-4。110 kV 公用变容量由 2021 年的 2027.0 MVA 增至 2024 年的 2169.5 MVA，2025 年运行口径为 2139.5 MVA；同期同步正向峰值由 731.77 MW 增至 956.45 MW。与 2021 年相比，2025 年容量增加 112.5 MVA，增幅约 5.6%，同步正向峰值增加 224.68 MW，增幅约 30.7%，容载比相应由 2.77 降至 2.24。35 kV 层的变化更为明显：容量由 245.0 MVA 增至 275.0 MVA，峰值由 80.76 MW 增至 147.65 MW，容载比由 3.03 降至 1.86。两层数据均表明，典型片区近年同步正向峰值增长快于变电容量增长。</w:t>
+        <w:t>QX-00005 具备 2025 年正式逐时分析条件，可作为典型片区。该片区 2021—2025 年的年度基准数据见表 3-4。110 kV 公用变容量由 2021 年的 2027.0 MVA 增至 2024 年的 2169.5 MVA，2025 年运行口径为 2139.5 MVA；同期同步正向峰值由 731.77 MW 增至 956.45 MW。与 2021 年相比，2025 年容量增加 112.5 MVA，增幅约 5.6%，同步正向峰值增加 224.68 MW，增幅约 30.7%，容载比相应由 2.77 降至 2.24。35 kV 层的变化更为明显：容量由 245.0 MVA 增至 275.0 MVA，峰值由 80.76 MW 增至 147.65 MW，容载比由 3.03 降至 1.86。两层数据均表明，典型片区近年同步正向峰值增长快于变电容量增长。</w:t>
       </w:r>
     </w:p>
     <w:p>
@@ -8404,7 +8404,7 @@
           <w:b w:val="0"/>
           <w:sz w:val="28"/>
         </w:rPr>
-        <w:t>图 3-2 将典型片区 110 kV 容量、同步正向峰值和容载比置于同一年度轨迹中。2023 年同步正向峰值回落，容载比升至 2.83；此后峰值连续增加，容载比降至 2.24。该变化说明容载比是容量与同步峰值共同作用的结果，单独比较容量增减不能解释年度状态。2025 年容量口径还需与年末设备范围区分：正式运行口径为 20 座站、40 台主变，年末新增设备不进入当年运行口径，因此不能用年末设备总量替换表 3-4 中的官方锚点。</w:t>
+        <w:t>图 3-2 将典型片区 110 kV 容量、同步正向峰值和容载比置于同一年度轨迹中。2023 年同步正向峰值回落，容载比升至 2.83；此后峰值连续增加，容载比降至 2.24。该变化说明容载比是容量与同步峰值共同作用的结果，单独比较容量增减不能解释年度状态。2025 年容量口径还需与年末设备范围区分：正式运行口径为 20 座站、40 台主变，年末新增设备不进入当年运行口径，因此不能用年末设备总量替换表 3-4 中的官方基准数据。</w:t>
       </w:r>
     </w:p>
     <w:p>
@@ -8477,7 +8477,7 @@
           <w:b w:val="0"/>
           <w:sz w:val="28"/>
         </w:rPr>
-        <w:t>站级光伏快照覆盖 2026 年 3 月 1 日至 5 月 29 日，共涉及 183 座站、七个片区。快照汇总的在运光伏约 7006.78 MW，其中 110 kV 归属站点约 5705.51 MW，35 kV 归属站点约 1301.27 MW；另有在建或待接入规模约 1356.24 MW。QX-00005 的快照在运规模约 1797.01 MW，是已覆盖片区中较高的区域。以上数据能够说明当前光伏接入具有较大的规模和空间差异，但其年份晚于历史负荷与年度锚点。本章不据此计算 2021—2025 年逐年源荷比或电量渗透率，也不把未覆盖片区按比例补齐。</w:t>
+        <w:t>站级光伏快照覆盖 2026 年 3 月 1 日至 5 月 29 日，共涉及 183 座站、七个片区。快照汇总的在运光伏约 7006.78 MW，其中 110 kV 归属站点约 5705.51 MW，35 kV 归属站点约 1301.27 MW；另有在建或待接入规模约 1356.24 MW。QX-00005 的快照在运规模约 1797.01 MW，是已覆盖片区中较高的区域。以上数据能够说明当前光伏接入具有较大的规模和空间差异，但其年份晚于历史负荷与年度基准数据。本章不据此计算 2021—2025 年逐年源荷比或电量渗透率，也不把未覆盖片区按比例补齐。</w:t>
       </w:r>
     </w:p>
     <w:p>
@@ -8509,7 +8509,7 @@
           <w:b w:val="0"/>
           <w:sz w:val="28"/>
         </w:rPr>
-        <w:t>主变多工况分析要求设备身份、年度资产范围和逐时质量同时闭合。现有逐时文件每年包含 58 条源序列，其中 56 条已完成映射核验；另有 2 条对应 2025 年末新增设备，不进入当年正式运行口径。2025 年 QX-00005 的 40 台 110 kV 主变全部通过运行白名单和映射门禁，形成 20 座站、8760 个时刻的正式逐时证据。2022—2024 年虽然保留完整源记录和映射审计信息，但历史设备范围尚未闭合，本章不以这些年度形成正式设备级多工况结论。</w:t>
+        <w:t>主变多工况分析要求设备身份、年度资产范围和逐时质量同时闭合。现有逐时文件每年包含 58 条源序列，其中 56 条已完成映射核验；另有 2 条对应 2025 年末新增设备，不进入当年正式运行口径。2025 年 QX-00005 的 40 台 110 kV 主变全部通过年度在役设备清单和设备映射核验，形成 20 座站、8760 个时刻的正式逐时证据。2022—2024 年虽然保留完整源记录和映射审计信息，但历史设备范围尚未闭合，本章不以这些年度形成正式设备级多工况结论。</w:t>
       </w:r>
     </w:p>
     <w:p>
@@ -10303,7 +10303,7 @@
           <w:b w:val="0"/>
           <w:sz w:val="28"/>
         </w:rPr>
-        <w:t>2025 年典型片区逐时曲线先按 40 台正式运行主变同步求和，所得原始正向峰值为 951.66 MW。为与官方年度锚点保持一致，整条聚合曲线按 956.45/951.66=1.0050 的比例进行锚定；该调整只消除来源口径的微小差异，不改变潮流方向、时序形态和峰谷发生时刻。处理后的多工况统计结果见表 3-7。</w:t>
+        <w:t>2025 年典型片区逐时曲线先按 40 台正式运行主变同步求和，所得原始正向峰值为 951.66 MW。为与官方年度基准数据保持一致，整条聚合曲线按 956.45/951.66=1.0050 的比例进行锚定；该调整只消除来源口径的微小差异，不改变潮流方向、时序形态和峰谷发生时刻。处理后的多工况统计结果见表 3-7。</w:t>
       </w:r>
     </w:p>
     <w:p>
@@ -11697,7 +11697,7 @@
                 <w:b w:val="0"/>
                 <w:sz w:val="24"/>
               </w:rPr>
-              <w:t>年度锚点或方案干预后时序</w:t>
+              <w:t>年度基准数据或方案干预后时序</w:t>
             </w:r>
           </w:p>
         </w:tc>
@@ -13052,7 +13052,7 @@
           <w:b w:val="0"/>
           <w:sz w:val="28"/>
         </w:rPr>
-        <w:t>现有光伏资料与历史负荷并非同年度闭合数据。本章据此只判断装机空间分布、净负荷方向和年度容量配置之间的机制关系，不计算源荷比与容载比的伪精确相关系数，也不把描述性关系写成因果结论。待同年度新能源装机、发电量、用电量和逐时负荷形成闭合数据后，可进一步开展分片区回归或分组比较；在当前证据条件下，年度锚点和 2025 年正式逐时曲线已经能够支撑后续模型的正向峰值、反向峰值和时长输入。</w:t>
+        <w:t>现有光伏资料与历史负荷并非同年度闭合数据。本章据此只判断装机空间分布、净负荷方向和年度容量配置之间的机制关系，不计算源荷比与容载比的伪精确相关系数，也不把描述性关系写成因果结论。待同年度新能源装机、发电量、用电量和逐时负荷形成闭合数据后，可进一步开展分片区回归或分组比较；在当前证据条件下，年度基准数据和 2025 年正式逐时曲线已经能够支撑后续模型的正向峰值、反向峰值和时长输入。</w:t>
       </w:r>
     </w:p>
     <w:p>
@@ -13084,7 +13084,7 @@
           <w:b w:val="0"/>
           <w:sz w:val="28"/>
         </w:rPr>
-        <w:t>数据库围绕年度总量、设备范围、逐时方向和模型输入建立统一的对象关系。片区、站点、主变和线路均设置唯一标识，110 kV 与 35 kV 分开保存；同一设备在年度白名单、逐时记录、候选措施和质量台账中使用一致的关联键。正文只保留片区级和典型对象的必要代码，设备明细、质量记录和文件校验信息列入技术底稿。</w:t>
+        <w:t>数据库围绕年度总量、设备范围、逐时方向和模型输入建立统一的对象关系。片区、站点、主变和线路均设置唯一标识，110 kV 与 35 kV 分开保存；同一设备在年度在役设备清单、逐时记录、候选措施和质量台账中使用一致的关联键。正文只保留片区级和典型对象的必要代码，设备明细、质量记录和文件校验信息列入技术底稿。</w:t>
       </w:r>
     </w:p>
     <w:p>
@@ -13099,7 +13099,7 @@
           <w:b w:val="0"/>
           <w:sz w:val="28"/>
         </w:rPr>
-        <w:t>数据库按基础实体、年度状态、时序运行、场景指标和证据追溯五层组织。实体层解决“对象是谁、属于哪个片区和电压等级”；年度状态层解决“当年实际容量和同步峰值是多少”；时序层记录“何时正向、何时反向以及数据是否可用”；场景指标层把逐时数据转换为正向峰值、反向峰值、缺口和候选输入；证据追溯层保存来源、版本、转换规则、场景、质量标记和输入哈希。主要主题表见表 3-10。</w:t>
+        <w:t>数据库按基础实体、年度状态、时序运行、场景指标和证据追溯五层组织。实体层解决“对象是谁、属于哪个片区和电压等级”；年度状态层解决“当年实际容量和同步峰值是多少”；时序层记录“何时正向、何时反向以及数据是否可用”；场景指标层把逐时数据转换为正向峰值、反向峰值、缺口和候选输入；证据追溯层保存来源、版本、转换规则、场景、质量标记和输入校验值。主要主题表见表 3-10。</w:t>
       </w:r>
     </w:p>
     <w:p>
@@ -13415,7 +13415,7 @@
                 <w:b w:val="0"/>
                 <w:sz w:val="24"/>
               </w:rPr>
-              <w:t>年度锚点、年度资产白名单、范围闭合表</w:t>
+              <w:t>年度基准数据、年度在役设备清单、范围闭合表</w:t>
             </w:r>
           </w:p>
         </w:tc>
@@ -13481,7 +13481,7 @@
                 <w:b w:val="0"/>
                 <w:sz w:val="24"/>
               </w:rPr>
-              <w:t>还原实际年度状态并控制证据门禁</w:t>
+              <w:t>还原实际年度状态并控制证据准入条件</w:t>
             </w:r>
           </w:p>
         </w:tc>
@@ -13875,7 +13875,7 @@
                 <w:b w:val="0"/>
                 <w:sz w:val="24"/>
               </w:rPr>
-              <w:t>数据质量台账、映射审批、manifest</w:t>
+              <w:t>数据质量台账、映射审批、数据文件清单</w:t>
             </w:r>
           </w:p>
         </w:tc>
@@ -13919,7 +13919,7 @@
                 <w:b w:val="0"/>
                 <w:sz w:val="24"/>
               </w:rPr>
-              <w:t>来源、版本、转换、场景、质量、哈希</w:t>
+              <w:t>来源、版本、转换、场景、质量、校验值</w:t>
             </w:r>
           </w:p>
         </w:tc>
@@ -13959,7 +13959,7 @@
           <w:b w:val="0"/>
           <w:sz w:val="28"/>
         </w:rPr>
-        <w:t>当前标准化数据库包括 235 座站、425 台主变、364 条 110 kV 线路、2550 条年度资产白名单记录、92 条离散扩建候选和 66 条实际资产动作。年度锚点为 80 条，光伏标准曲线为 8760 点，数据质量台账记录 27 项问题。上述数量反映数据库的覆盖范围，不代表每一对象在每一年都具备同等级证据；正式使用资格仍按年度资产范围和质量门禁逐项判断。</w:t>
+        <w:t>当前标准化数据库包括 235 座站、425 台主变、364 条 110 kV 线路、2550 条年度在役设备清单记录、92 条离散扩建候选和 66 条实际资产动作。年度基准数据为 80 条，光伏标准曲线为 8760 点，数据质量台账记录 27 项问题。上述数量反映数据库的覆盖范围，不代表每一对象在每一年都具备同等级证据；正式使用资格仍按年度资产范围和数据质量校核逐项判断。</w:t>
       </w:r>
     </w:p>
     <w:p>
@@ -14174,7 +14174,7 @@
                 <w:b w:val="0"/>
                 <w:sz w:val="24"/>
               </w:rPr>
-              <w:t>年度总量使用官方锚点，不以当前设备投运年份回溯替代</w:t>
+              <w:t>年度总量使用官方基准数据，不以当前设备投运年份回溯替代</w:t>
             </w:r>
           </w:p>
         </w:tc>
@@ -14546,7 +14546,7 @@
                 <w:b w:val="0"/>
                 <w:sz w:val="24"/>
               </w:rPr>
-              <w:t>35 kV 使用官方年度锚点作辅助分析，设备级结果降级</w:t>
+              <w:t>35 kV 使用官方年度基准数据作辅助分析，设备级结果降级</w:t>
             </w:r>
           </w:p>
         </w:tc>
@@ -14772,7 +14772,7 @@
           <w:b w:val="0"/>
           <w:sz w:val="28"/>
         </w:rPr>
-        <w:t>数据库构建流程如图 3-6 所示。源数据进入标准化环节后，先统一对象、单位和电压层级，再通过映射审批、年度白名单和异常隔离形成质量门禁。年度状态层与时序运行层分别保留总量事实和设备运行证据，场景指标层只调用满足相应门禁的数据。结构化明细表用于精确查值，研究报告用于人工审查和结论表达，版面化表格不替代可复核的底层数据。</w:t>
+        <w:t>数据库构建流程如图 3-6 所示。源数据进入标准化环节后，先统一对象、单位和电压层级，再通过映射审批、年度在役设备清单和异常隔离形成数据质量校核。年度状态层与时序运行层分别保留总量事实和设备运行证据，场景指标层只调用满足相应数据准入条件的数据。结构化明细表用于精确查值，研究报告用于人工审查和结论表达，版面化表格不替代可复核的底层数据。</w:t>
       </w:r>
     </w:p>
     <w:p>
@@ -14845,7 +14845,7 @@
           <w:b w:val="0"/>
           <w:sz w:val="28"/>
         </w:rPr>
-        <w:t>徐州八片区的容载比年度轨迹差异明显，容量与同步正向峰值需要按片区、按电压逐年比较。QX-00005 的逐时数据还显示，同一片区既有 956.45 MW 的正向峰值，也有 397.23 MW 的反向峰值，反向送电累计 926 h。由此可见，年度总量不能替代逐时工况，单一静态容载比也不能替代正、反向物理校核。所建数据库将年度状态、逐时证据、质量边界和候选输入关联起来，为后续成本测算和规划路径比较提供数据基础。</w:t>
+        <w:t>徐州八片区的容载比年度轨迹差异明显，容量与同步正向峰值需要按片区、按电压逐年比较。QX-00005 的逐时数据还显示，同一片区既有 956.45 MW 的正向峰值，也有 397.23 MW 的反向峰值，反向送电累计 926 h。由此可见，年度总量不能替代逐时工况，单一静态容载比也不能替代正、反向物理校核。所建数据库将年度状态、逐时证据、质量边界和候选输入关联起来，为后续成本测算和规划方案比较提供数据基础。</w:t>
       </w:r>
     </w:p>
     <w:p>
@@ -14924,7 +14924,7 @@
           <w:b w:val="0"/>
           <w:sz w:val="28"/>
         </w:rPr>
-        <w:t>储能采用 100 kW/215 kWh 磷酸铁锂一体化柜的整数柜组合。单套采购最高限价为 27.2 万元，十柜批量项目中标价为 210.456 万元。柜数不超过 10 柜时使用单柜线性锚点；超过 10 柜后按十柜批量块叠加余数柜，不对两个价格点直接作无限外推。这一处理保留了小规模接入和批量采购的差异，也使储能柜数、功率和能量之间具有明确换算关系。</w:t>
+        <w:t>储能采用 100 kW/215 kWh 磷酸铁锂一体化柜的整数柜组合。单套采购最高限价为 27.2 万元，十柜批量项目中标价为 210.456 万元。柜数不超过 10 柜时使用单柜价格基准；超过 10 柜后按十柜批量块叠加余数柜，不对两个价格点直接作无限外推。这一处理保留了小规模接入和批量采购的差异，也使储能柜数、功率和能量之间具有明确换算关系。</w:t>
       </w:r>
     </w:p>
     <w:p>
@@ -14939,7 +14939,7 @@
           <w:b w:val="0"/>
           <w:sz w:val="28"/>
         </w:rPr>
-        <w:t>年化参数取折现率 6%、储能寿命 10 年、储能固定运维费率 3%/年、主变措施寿命 30 年、主变固定运维费率 1.8%/年。上述参数属于模型假设，不是设备强制寿命。正式结果同时保留折现率、寿命和运维费率敏感性，具体维度见表 4-1。</w:t>
+        <w:t>年化参数取折现率 6%、储能寿命 10 年、储能固定运维费率 3%/年、主变措施寿命 30 年、主变固定运维费率 1.8%/年。上述参数属于模型假设，不是设备强制寿命。模型契约登记了折现率、寿命和运维费率的待复核取值，但本次冻结结果没有逐项运行这些年化参数的独立敏感性。正式敏感性采用储能成本和扩建成本上下浮动 20% 检验成本不确定性，并同时考察净负荷、功率因数和反向承载系数；年化参数的独立扰动仍列为后续复核项。</w:t>
       </w:r>
     </w:p>
     <w:p>
@@ -14956,7 +14956,7 @@
           <w:b w:val="0"/>
           <w:sz w:val="24"/>
         </w:rPr>
-        <w:t>表 4-1 年化参数基准值与敏感性维度</w:t>
+        <w:t>表 4-1 年化参数基准值与契约登记的待复核取值</w:t>
       </w:r>
     </w:p>
     <w:tbl>
@@ -15046,7 +15046,7 @@
                 <w:b/>
                 <w:sz w:val="24"/>
               </w:rPr>
-              <w:t>敏感性取值</w:t>
+              <w:t>契约登记的待复核取值</w:t>
             </w:r>
           </w:p>
         </w:tc>
@@ -15068,7 +15068,7 @@
                 <w:b/>
                 <w:sz w:val="24"/>
               </w:rPr>
-              <w:t>参数性质</w:t>
+              <w:t>本次冻结结果处理</w:t>
             </w:r>
           </w:p>
         </w:tc>
@@ -15161,7 +15161,7 @@
                 <w:b w:val="0"/>
                 <w:sz w:val="24"/>
               </w:rPr>
-              <w:t>模型假设</w:t>
+              <w:t>未单独扰动</w:t>
             </w:r>
           </w:p>
         </w:tc>
@@ -15254,7 +15254,7 @@
                 <w:b w:val="0"/>
                 <w:sz w:val="24"/>
               </w:rPr>
-              <w:t>模型假设</w:t>
+              <w:t>未单独扰动</w:t>
             </w:r>
           </w:p>
         </w:tc>
@@ -15347,7 +15347,7 @@
                 <w:b w:val="0"/>
                 <w:sz w:val="24"/>
               </w:rPr>
-              <w:t>模型假设</w:t>
+              <w:t>未单独扰动</w:t>
             </w:r>
           </w:p>
         </w:tc>
@@ -15440,7 +15440,7 @@
                 <w:b w:val="0"/>
                 <w:sz w:val="24"/>
               </w:rPr>
-              <w:t>模型假设</w:t>
+              <w:t>未单独扰动</w:t>
             </w:r>
           </w:p>
         </w:tc>
@@ -15533,7 +15533,7 @@
                 <w:b w:val="0"/>
                 <w:sz w:val="24"/>
               </w:rPr>
-              <w:t>模型假设</w:t>
+              <w:t>未单独扰动</w:t>
             </w:r>
           </w:p>
         </w:tc>
@@ -15583,7 +15583,7 @@
           <w:b w:val="0"/>
           <w:sz w:val="28"/>
         </w:rPr>
-        <w:t>参数化模型将上述因素落实为可追溯的离散候选。110 kV 层形成 92 条扩建、储能及相关工程候选记录，每条记录登记既有容量、新增容量、可用年份、站址条件和成本依据。当前正式候选中实际参与规划的主变动作主要为 50 MVA 第三台主变，退役和替换候选仍保留在候选体系中，但本轮真实结果没有虚构连续容量。所有候选动作在投运后都重新接受正向容量、反向承载和内部容量网络压力筛查。</w:t>
+        <w:t>参数化模型将上述因素落实为可追溯的离散候选。110 kV 主变工程成本库共登记 92 条记录，其中 89 条为新增第三台主变候选，3 条新建站候选因缺少整站造价而不进入本轮优化；储能按站址接入条件另行生成整数柜候选。正式主模型不启用退役候选，当前实际资产候选集中也不包含替换增容动作。所有入选动作在投运后都重新接受正向容量、反向承载和内部容量网络压力筛查。</w:t>
       </w:r>
     </w:p>
     <w:p>
@@ -17936,7 +17936,7 @@
                 <w:b w:val="0"/>
                 <w:sz w:val="24"/>
               </w:rPr>
-              <w:t>1.5</w:t>
+              <w:t>不适用（非绑定）</w:t>
             </w:r>
           </w:p>
         </w:tc>
@@ -18073,7 +18073,7 @@
                 <w:b w:val="0"/>
                 <w:sz w:val="24"/>
               </w:rPr>
-              <w:t>1.5</w:t>
+              <w:t>不适用（非绑定）</w:t>
             </w:r>
           </w:p>
         </w:tc>
@@ -18347,7 +18347,7 @@
                 <w:b w:val="0"/>
                 <w:sz w:val="24"/>
               </w:rPr>
-              <w:t>1.5</w:t>
+              <w:t>不适用（非绑定）</w:t>
             </w:r>
           </w:p>
         </w:tc>
@@ -18820,7 +18820,7 @@
           <w:b w:val="0"/>
           <w:sz w:val="28"/>
         </w:rPr>
-        <w:t>QX-00001 的弹性方案累计年化成本为 188.18 万元，严格 Rcap=2.0 方案为 481.96 万元，同一实际资产基线下的直接增量为 293.78 万元。QX-00005 的对应成本为 1745.53 万元和 3359.05 万元，直接增量为 1613.52 万元。QX-00003、QX-00004 和 QX-00007 在两条可行路径上的结果相同，分别为 604.70 万元、433.54 万元和 0 万元。QX-00008、QX-00009、QX-00010 因无上限路径均未形成可行解，不作成本比较。</w:t>
+        <w:t>QX-00001 的弹性方案累计年化成本为 188.18 万元，严格 Rcap=2.0 方案为 481.96 万元，同一实际资产基线下的直接增量为 293.78 万元。QX-00005 的对应成本为 1745.53 万元和 3359.05 万元，直接增量为 1613.52 万元。QX-00003、QX-00004 和 QX-00007 在两条可行方案下的结果相同，分别为 604.70 万元、433.54 万元和 0 万元。QX-00008、QX-00009、QX-00010 的无上限方案均未形成可行解，不作成本比较。</w:t>
       </w:r>
     </w:p>
     <w:p>
@@ -18835,7 +18835,7 @@
           <w:b w:val="0"/>
           <w:sz w:val="28"/>
         </w:rPr>
-        <w:t>局部阈值回答的是“从哪个位置继续收紧会触发新增经济代价”，不是设备安全限值。稳健近优下限来自基准、功率因数与反向承载率、负荷、储能成本和扩容成本等同维度情景的共同近优点集。QX-00001 和 QX-00005 的共同近优带均延伸至扫描上界 3.0，因而只能报告“下限已识别、上界未识别”，不能把 3.0 写成推荐上限。</w:t>
+        <w:t>局部阈值回答的是“从哪个位置继续收紧会触发新增经济代价”，不是设备安全限值。稳健近优判断覆盖 5 个功率因数或反向承载系数情景、6 个单因素成本或负荷情景以及 6 个非笛卡尔联合压力情景，共 17 个敏感性情景；推荐结论采用 5% 近优带，并以 2% 和 10% 近优带辅助复核。六个联合情景均未改变 QX-00001、QX-00005 无上限方案的措施类型，两片区的稳健近优下限仍分别为 2.5 和 2.3。共同近优带均延伸至扫描上界 3.0，因而只能报告“下限已识别、上界未识别”，不能把 3.0 写成推荐上限。</w:t>
       </w:r>
     </w:p>
     <w:p>
@@ -18957,7 +18957,7 @@
           <w:b w:val="0"/>
           <w:sz w:val="28"/>
         </w:rPr>
-        <w:t>本章建立了以实际工程候选和在役成本为基础的多年经济模型。v3.2 的核心修正是保留 2021 年实际在役资产作为共同存量基线，将 Rcap 控制限定为规划期新增容量约束；由此可以在两条路径均可行时直接计算严格控制的增量经济代价。正式结果还表明，QX-00001 和 QX-00005 存在可识别的经济释放阈值，QX-00003、QX-00004 和 QX-00007 在研究范围内不识别唯一 Rcap 阈值，QX-00008、QX-00009、QX-00010 应先处理技术可行性。扩容和储能的触发原因已在结果表中与正向容量、反向承载及政策约束分列呈现。</w:t>
+        <w:t>本章建立了以实际工程候选和在役成本为基础的多年经济模型。v3.2 的核心修正是保留 2021 年实际在役资产作为共同存量基线，将 Rcap 控制限定为规划期新增容量约束；由此可以在两条方案均可行时直接计算严格控制的增量经济代价。正式结果还表明，QX-00001 和 QX-00005 存在可识别的经济释放阈值，QX-00003、QX-00004 和 QX-00007 在研究范围内不识别唯一 Rcap 阈值，QX-00008、QX-00009、QX-00010 应先处理技术可行性。扩容和储能的触发原因已在结果表中与正向容量、反向承载及政策约束分列呈现。</w:t>
       </w:r>
     </w:p>
     <w:p>
@@ -19068,7 +19068,7 @@
           <w:b w:val="0"/>
           <w:sz w:val="28"/>
         </w:rPr>
-        <w:t>源荷比和电量渗透率作为片区背景指标，不直接替代设备约束。2026 年光伏快照与 2025 年负荷组合时，结果明确标记为跨年背景量；缺少同步负荷—光伏分解时不形成同步能量渗透率，也不把馈线“装机容量”直接当作真实光伏点位。对 QX-00005，8760 点逐时序列能够支撑 A 级储能校核；其他片区采用官方年度锚点和经验时长场景，证据等级不高于 B 级。</w:t>
+        <w:t>源荷比和电量渗透率作为片区背景指标，不直接替代设备约束。2026 年光伏快照与 2025 年负荷组合时，结果明确标记为跨年背景量；缺少同步负荷—光伏分解时不形成同步能量渗透率，也不把馈线“装机容量”直接当作真实光伏点位。对 QX-00005，8760 点逐时序列能够支撑 A 级储能校核；其他片区采用官方年度基准数据和经验时长场景，证据等级不高于 B 级。</w:t>
       </w:r>
     </w:p>
     <w:p>
@@ -19098,7 +19098,7 @@
           <w:b w:val="0"/>
           <w:sz w:val="28"/>
         </w:rPr>
-        <w:t>1. 在 Rcap=1.5～3.0 网格及无上限点上求解，保留完整 2022—2025 可行路径；</w:t>
+        <w:t>1. 在 Rcap=1.5～3.0 网格及无上限点上求解，保留完整的 2022—2025 年可行方案演进结果；</w:t>
       </w:r>
     </w:p>
     <w:p>
@@ -19228,7 +19228,7 @@
           <w:b w:val="0"/>
           <w:sz w:val="28"/>
         </w:rPr>
-        <w:t xml:space="preserve"> 两片区的无上限方案和严格方案均可行，Rcap 收紧到局部阈值以下后成本或措施发生变化。QX-00001 的局部细化阈值为 2.359～2.360，QX-00005 为 2.171～2.172；多维敏感性下两片区的共同近优带分别从 2.5 和 2.3 向扫描上界延伸，未识别上界。工程上宜把局部阈值作为“开始释放经济代价”的警戒位置，把稳健近优下限作为进一步论证的控制候选，不宜写成脱离投资和物理条件的统一标准。</w:t>
+        <w:t xml:space="preserve"> 两片区的无上限方案和严格方案均可行，Rcap 收紧到局部阈值以下后成本或措施发生变化。QX-00001 的局部细化阈值为 2.359～2.360，QX-00005 为 2.171～2.172；17 个正式敏感性情景中包含 6 个联合压力情景，两片区的共同近优带仍分别从 2.5 和 2.3 向扫描上界延伸，未识别上界。工程上宜把局部阈值作为“开始释放经济代价”的警戒位置，把稳健近优下限作为进一步论证的控制候选，不宜写成脱离投资和物理条件的统一标准。</w:t>
       </w:r>
     </w:p>
     <w:p>
@@ -21089,7 +21089,7 @@
           <w:b w:val="0"/>
           <w:sz w:val="28"/>
         </w:rPr>
-        <w:t>QX-00005 是八个片区中逐时数据条件最完整的片区。2025 年正式运行口径覆盖 20 座 110 kV 站、40 台主变，逐时净负荷经过年度资产白名单、设备映射审批和质量标记校核，能够支撑 A 级年度连续回放。</w:t>
+        <w:t>QX-00005 是八个片区中逐时数据条件最完整的片区。2025 年正式运行口径覆盖 20 座 110 kV 站、40 台主变，逐时净负荷经过年度在役设备清单、设备映射审批和质量标记校核，能够支撑 A 级年度连续回放。</w:t>
       </w:r>
     </w:p>
     <w:p>
@@ -21104,7 +21104,7 @@
           <w:b w:val="0"/>
           <w:sz w:val="28"/>
         </w:rPr>
-        <w:t>官方年度基准数据显示，公用变在役总容量由 2021 年的 2027 MVA 增至 2025 年的 2139.5 MVA，同期同步正向峰值由 731.77 MW 增至 956.45 MW，容载比由 2.77 降至 2.24。2023 年负荷回落使年度容载比短暂回升至 2.83，说明单年断面不能替代多年连续决策。容量、负荷和容载比的年度锚点在正式结果中保持一致，没有把当前在役设备按投运年份回溯后冒充历史资产。</w:t>
+        <w:t>官方年度基准数据显示，公用变在役总容量由 2021 年的 2027 MVA 增至 2025 年的 2139.5 MVA，同期同步正向峰值由 731.77 MW 增至 956.45 MW，容载比由 2.77 降至 2.24。2023 年负荷回落使年度容载比短暂回升至 2.83，说明单年断面不能替代多年连续决策。容量、负荷和容载比的年度基准数据在正式结果中保持一致，没有把当前在役设备按投运年份回溯后冒充历史资产。</w:t>
       </w:r>
     </w:p>
     <w:p>
@@ -21119,7 +21119,7 @@
           <w:b w:val="0"/>
           <w:sz w:val="28"/>
         </w:rPr>
-        <w:t>2025 年逐时序列聚合后的正向峰值与官方 956.45 MW 锚点吻合。40 台主变均进入年度白名单；年末新增但不属于该运行口径的设备没有混入逐时验证。该复核为后续储能 SOC 连续校核和两条优化路径比较提供了数据基础。</w:t>
+        <w:t>2025 年逐时序列聚合后的正向峰值与官方 956.45 MW 基准值吻合。40 台主变均进入年度在役设备清单；年末新增但不属于该运行口径的设备没有混入逐时验证。该复核为后续储能 SOC 连续校核和两条优化方案比较提供了数据基础。</w:t>
       </w:r>
     </w:p>
     <w:p>
@@ -21135,7 +21135,7 @@
           <w:b/>
           <w:sz w:val="28"/>
         </w:rPr>
-        <w:t>6.2 两条优化路径的结果对照</w:t>
+        <w:t>6.2 两条优化方案的结果对照</w:t>
       </w:r>
       <w:bookmarkEnd w:id="30"/>
     </w:p>
@@ -22042,7 +22042,7 @@
           <w:b w:val="0"/>
           <w:sz w:val="28"/>
         </w:rPr>
-        <w:t>弹性方案选择新增第三台主变和 465 柜储能，严格方案在存量容量豁免条件下不增加主变、配置 962 柜储能。两条路径的累计年化成本差额为 1613.52 万元，这一差额建立在相同实际资产基线上，可解释为 Rcap=2.0 新增容量控制在本案例中的直接经济代价。该差额不应推广为所有片区的固定比例，QX-00003、QX-00004 和 QX-00007 的两条可行路径成本相同，QX-00008、QX-00009、QX-00010 则尚未形成可行路径。</w:t>
+        <w:t>弹性方案选择新增第三台主变和 465 柜储能，严格方案在存量容量豁免条件下不增加主变、配置 962 柜储能。两条方案的累计年化成本差额为 1613.52 万元，这一差额建立在相同实际资产基线上，可解释为 Rcap=2.0 新增容量控制在本案例中的直接经济代价。该差额不应推广为所有片区的固定比例，QX-00003、QX-00004 和 QX-00007 的两条可行方案成本相同，QX-00008、QX-00009、QX-00010 则尚未形成完整可行方案。</w:t>
       </w:r>
     </w:p>
     <w:p>
@@ -22089,7 +22089,7 @@
           <w:b w:val="0"/>
           <w:sz w:val="28"/>
         </w:rPr>
-        <w:t>正式结果包含 40 台主变对应的连续曲线，共 61320 条逐时曲线记录，弹性方案 465 柜、严格方案 962 柜的回放均通过 SOC 审计。曲线审计结果显示，SOC 全部处于 10%～90% 范围内，功率和能量约束无越界，年初与年末 SOC 闭合，未发现充放电方向或效率计算错误。465 柜是弹性方案的实际选型规模，962 柜是严格 Rcap=2.0 方案的实际选型规模，二者不能混写为同一方案结果。</w:t>
+        <w:t>SOC 汇总表包含 20 座站、两条优化方案的 40 条站点—方案审计记录；其中 7 个实际配置储能的站点—方案组合输出连续曲线，共 61320 条逐时记录。弹性方案 465 柜、严格方案 962 柜的回放均通过 SOC 审计。曲线审计结果显示，SOC 全部处于 10%～90% 范围内，功率和能量约束无越界，年初与年末 SOC 闭合，未发现充放电方向或效率计算错误。465 柜是弹性方案的实际选型规模，962 柜是严格 Rcap=2.0 方案的实际选型规模，二者不能混写为同一方案结果。</w:t>
       </w:r>
     </w:p>
     <w:p>
@@ -22239,7 +22239,7 @@
           <w:b w:val="0"/>
           <w:sz w:val="28"/>
         </w:rPr>
-        <w:t>六条馈线的结构化拓扑存在缺杆段形成的碎片森林，负荷 seed 的源端可达率为 0%～100%。因此，S1/S2 电压与支路负载结果仅对源端可达分量成立，跨站联络后的电压和支路负载校核在现有数据下不可实现；转供能力数字按送侧可转负荷、受端站正常余量和路径有效热限的三重容量约束取最先绑定，并携带受端同时段余量前置条件。该边界与数据质量记录一并进入正式结果包。</w:t>
+        <w:t>六条馈线的结构化拓扑存在缺杆段形成的碎片森林，负荷记录的源端可达率为 0%～100%。因此，现有电压与支路负载判断仅对源端可达分量成立，跨站联络后的电压和支路负载校核在现有数据下不可实现；转供能力数字按送侧可转负荷、受端站正常余量和路径有效热限的三重容量约束取最先绑定，并携带受端同时段余量前置条件。该边界与数据质量记录一并进入正式结果包。</w:t>
       </w:r>
     </w:p>
     <w:p>
@@ -22329,7 +22329,7 @@
           <w:b w:val="0"/>
           <w:sz w:val="28"/>
         </w:rPr>
-        <w:t>本章验证覆盖三个层面。年度锚点和资产白名单验证了历史状态与正式运行口径的一致性；QX-00005 的 8760 h 连续 SOC 审计验证了储能方案的时序可行性；10 kV 案例复算验证了 TIE-002、TIE-003 和 NEW-TIE-01 的容量包络计算，并对 TIE-001 保留不可定量的边界结论。</w:t>
+        <w:t>本章验证覆盖三个层面。官方年度基准数据和年度在役设备清单验证了历史状态与正式运行口径的一致性；QX-00005 的 8760 h 连续 SOC 审计验证了储能方案的时序可行性；10 kV 案例复算验证了 TIE-002、TIE-003 和 NEW-TIE-01 的容量包络计算，并对 TIE-001 保留不可定量的边界结论。</w:t>
       </w:r>
     </w:p>
     <w:p>
@@ -22376,7 +22376,7 @@
           <w:b w:val="0"/>
           <w:sz w:val="28"/>
         </w:rPr>
-        <w:t>QX-00005 的连续年度回放表明，465 柜弹性方案和 962 柜严格方案均满足当前 SOC、功率和方向约束。两条路径从同一实际存量基线出发，严格控制的直接增量成本为 1613.52 万元。10 kV 案例形成了 TIE-002、TIE-003 和 NEW-TIE-01 的容量包络结论，TIE-001 保留为不可定量案例；拓扑碎片化和受端同时段余量条件明确限定了局部结果的适用范围。</w:t>
+        <w:t>QX-00005 的连续年度回放表明，465 柜弹性方案和 962 柜严格方案均满足当前 SOC、功率和方向约束。两条方案从同一实际存量基线出发，严格控制的直接增量成本为 1613.52 万元。10 kV 案例形成了 TIE-002、TIE-003 和 NEW-TIE-01 的容量包络结论，TIE-001 保留为不可定量案例；拓扑碎片化和受端同时段余量条件明确限定了局部结果的适用范围。</w:t>
       </w:r>
     </w:p>
     <w:p>
@@ -22455,7 +22455,7 @@
           <w:b w:val="0"/>
           <w:sz w:val="28"/>
         </w:rPr>
-        <w:t>2021 年实际在役资产应作为正式规划的共同起点。2021 年既有主变和其他存量容量视为共同沉没成本，不能为了使历史断面满足统一 Rcap 而反向扩容、减容或虚构设备。严格方案只对 2022—2025 年 110 kV 规划期新增容量施加 Rcap=2.0 控制，物理实现容载比和政策控制比分别记录。以 2×P2021 构造的状态仅作为标准化反事实或敏感性分析，不进入甲方正式规划模型。</w:t>
+        <w:t>2021 年实际在役资产应作为正式规划的共同起点。2021 年既有主变和其他存量容量视为共同沉没成本，不能为了使历史断面满足统一 Rcap 而减容、退役既有容量或虚构设备动作。严格方案只对 2022—2025 年 110 kV 规划期新增容量施加 Rcap=2.0 控制，物理实现容载比和政策控制比分别记录。以 2×P2021 构造的状态仅作为标准化反事实或敏感性分析，不进入甲方正式规划模型。</w:t>
       </w:r>
     </w:p>
     <w:p>
@@ -22470,7 +22470,7 @@
           <w:b w:val="0"/>
           <w:sz w:val="28"/>
         </w:rPr>
-        <w:t>Rcap 的作用是一个可能约束新增投资的规划参数，而不是每个片区必须填写的目标数字。QX-00001 和 QX-00005 的前沿分别在 2.359～2.360 和 2.171～2.172 附近出现经济释放阈值；同维度敏感性下，两片区的共同近优带下限分别为 2.5 和 2.3，扫描上界 3.0 内均未识别上界。QX-00003、QX-00004、QX-00007 在研究范围内不识别唯一阈值，QX-00008、QX-00009、QX-00010 因无上限方案不可行而应先处理技术边界。</w:t>
+        <w:t>Rcap 的作用是一个可能约束新增投资的规划参数，而不是每个片区必须填写的目标数字。QX-00001 和 QX-00005 的前沿分别在 2.359～2.360 和 2.171～2.172 附近出现经济释放阈值；纳入 6 个联合压力情景后，两片区的共同近优带下限仍分别为 2.5 和 2.3，扫描上界 3.0 内均未识别上界。QX-00003、QX-00004、QX-00007 在研究范围内不识别唯一阈值，QX-00008、QX-00009、QX-00010 因无上限方案不可行而应先处理技术边界。</w:t>
       </w:r>
     </w:p>
     <w:p>
@@ -22485,7 +22485,7 @@
           <w:b w:val="0"/>
           <w:sz w:val="28"/>
         </w:rPr>
-        <w:t>在同一实际资产基线上，QX-00001 的弹性方案累计年化成本为 188.18 万元，严格方案为 481.96 万元，严格控制增量为 293.78 万元；QX-00005 的对应数值为 1745.53 万元、3359.05 万元和 1613.52 万元。QX-00003、QX-00004 和 QX-00007 的两条可行路径成本相同。该结果说明，统一 Rcap=2.0 并非在所有片区产生同样的经济影响，也不能据此为所有片区设置同一推荐容载比。</w:t>
+        <w:t>在同一实际资产基线上，QX-00001 的弹性方案累计年化成本为 188.18 万元，严格方案为 481.96 万元，严格控制增量为 293.78 万元；QX-00005 的对应数值为 1745.53 万元、3359.05 万元和 1613.52 万元。QX-00003、QX-00004 和 QX-00007 的两条可行方案成本相同。该结果说明，统一 Rcap=2.0 并非在所有片区产生同样的经济影响，也不能据此为所有片区设置同一推荐容载比。</w:t>
       </w:r>
     </w:p>
     <w:p>
@@ -22500,7 +22500,7 @@
           <w:b w:val="0"/>
           <w:sz w:val="28"/>
         </w:rPr>
-        <w:t>QX-00005 的 8760 h 连续回放为模型提供了 A 级储能证据。465 柜弹性方案和 962 柜严格方案均通过 SOC、充放电功率、能量、效率、方向和年首末闭合校核；正式曲线共 61320 条记录，未发现越界。其他片区仍采用经验时长场景，结论强度不高于 B 级。</w:t>
+        <w:t>QX-00005 的 8760 h 连续回放为模型提供了 A 级储能证据。SOC 汇总表包含 40 条站点—方案记录，实际配置储能的 7 个站点—方案组合形成 61320 条连续曲线记录；465 柜弹性方案和 962 柜严格方案均通过 SOC、充放电功率、能量、效率、方向和年首末闭合校核。其他片区仍采用经验时长场景，结论强度不高于 B 级。</w:t>
       </w:r>
     </w:p>
     <w:p>
@@ -22530,7 +22530,7 @@
           <w:b w:val="0"/>
           <w:sz w:val="28"/>
         </w:rPr>
-        <w:t>针对“新能源高渗透率地区是否仍应统一采用刚性容载比 2.0”这一问题，冻结结果不支持简单否定现行标准，也不支持把 2.0 作为脱离片区条件的唯一规划答案。统一刚性指标可以继续作为安全审查和政策对照基线，但正式规划还应把存量容量、正向容量缺口、反向承载、局部互济、储能时序和片区经济边界纳入差异化判定。对 Rcap 不绑定的片区，应明确报告“不构成有效约束”；对物理不可行的片区，应先解决技术问题；只有出现可复现经济释放阈值的片区，才讨论 Rcap 控制区间。</w:t>
+        <w:t>针对“新能源高渗透率地区是否仍应统一采用刚性容载比 2.0”这一问题，冻结结果不支持简单否定现行标准，也不支持把 2.0 作为脱离片区条件的唯一规划答案。统一 2.0 可继续作为规划政策对照和新增容量控制基准，但不能替代设备容量、反向承载、运行方式和网络压力等物理安全校核。正式规划还应把存量容量、正向容量缺口、反向承载、局部互济、储能时序和片区经济边界纳入差异化判定。对 Rcap 不绑定的片区，应明确报告“不构成有效约束”；对物理不可行的片区，应先解决技术问题；只有出现可复现经济释放阈值的片区，才讨论 Rcap 控制范围。</w:t>
       </w:r>
     </w:p>
     <w:p>
